--- a/deliverables/ECOLOGICAL_BIBLIOGRAPHY.docx
+++ b/deliverables/ECOLOGICAL_BIBLIOGRAPHY.docx
@@ -4647,7 +4647,7 @@
         <w:pStyle w:val="BodyText"/>
       </w:pPr>
       <w:r>
-        <w:t xml:space="preserve">Zimmer-Faust, A. G., V. Thulsiraj, C. Lamparello, M. Williams, and J. A. Jay. 2018. Precipitation thresholds for fecal bacterial indicators in the Chesapeake Bay.</w:t>
+        <w:t xml:space="preserve">Leight, A.K. &amp; R. Hood 2018. Precipitation thresholds for fecal bacterial indicators in the Chesapeake Bay [Maryland shellfish waters; fecal source not apportioned].</w:t>
       </w:r>
       <w:r>
         <w:t xml:space="preserve"> </w:t>
